--- a/Rafi-Resume.docx
+++ b/Rafi-Resume.docx
@@ -4012,7 +4012,33 @@
         <w:rPr>
           <w:sz w:val="20"/>
         </w:rPr>
-        <w:t>to poorer census tracts.</w:t>
+        <w:t>to poorer census tracts</w:t>
+      </w:r>
+      <w:r>
+        <w:rPr>
+          <w:sz w:val="20"/>
+        </w:rPr>
+        <w:t xml:space="preserve"> on a </w:t>
+      </w:r>
+      <w:proofErr w:type="gramStart"/>
+      <w:r>
+        <w:rPr>
+          <w:sz w:val="20"/>
+        </w:rPr>
+        <w:t>40</w:t>
+      </w:r>
+      <w:proofErr w:type="gramEnd"/>
+      <w:r>
+        <w:rPr>
+          <w:sz w:val="20"/>
+        </w:rPr>
+        <w:t xml:space="preserve"> million plus dataset</w:t>
+      </w:r>
+      <w:r>
+        <w:rPr>
+          <w:sz w:val="20"/>
+        </w:rPr>
+        <w:t>.</w:t>
       </w:r>
     </w:p>
     <w:p>
@@ -5038,6 +5064,35 @@
         <w:rPr>
           <w:rFonts w:ascii="Times New Roman" w:hAnsi="Times New Roman"/>
           <w:i/>
+          <w:spacing w:val="-2"/>
+          <w:sz w:val="20"/>
+        </w:rPr>
+        <w:t xml:space="preserve">, Posit </w:t>
+      </w:r>
+      <w:proofErr w:type="spellStart"/>
+      <w:r>
+        <w:rPr>
+          <w:rFonts w:ascii="Times New Roman" w:hAnsi="Times New Roman"/>
+          <w:i/>
+          <w:spacing w:val="-2"/>
+          <w:sz w:val="20"/>
+        </w:rPr>
+        <w:t>Workbenc</w:t>
+      </w:r>
+      <w:proofErr w:type="spellEnd"/>
+      <w:r>
+        <w:rPr>
+          <w:rFonts w:ascii="Times New Roman" w:hAnsi="Times New Roman"/>
+          <w:i/>
+          <w:spacing w:val="-2"/>
+          <w:sz w:val="20"/>
+        </w:rPr>
+        <w:t>,</w:t>
+      </w:r>
+      <w:r>
+        <w:rPr>
+          <w:rFonts w:ascii="Times New Roman" w:hAnsi="Times New Roman"/>
+          <w:i/>
           <w:sz w:val="20"/>
         </w:rPr>
         <w:tab/>
@@ -5126,7 +5181,14 @@
           <w:spacing w:val="-2"/>
           <w:sz w:val="20"/>
         </w:rPr>
-        <w:t xml:space="preserve">Developed a regression model to see whether black and women owned business in Arkansas received lower </w:t>
+        <w:t xml:space="preserve">Developed a regression model </w:t>
+      </w:r>
+      <w:r>
+        <w:rPr>
+          <w:spacing w:val="-2"/>
+          <w:sz w:val="20"/>
+        </w:rPr>
+        <w:t xml:space="preserve">on a dataset of </w:t>
       </w:r>
       <w:proofErr w:type="gramStart"/>
       <w:r>
@@ -5134,7 +5196,7 @@
           <w:spacing w:val="-2"/>
           <w:sz w:val="20"/>
         </w:rPr>
-        <w:t>initial</w:t>
+        <w:t>3</w:t>
       </w:r>
       <w:proofErr w:type="gramEnd"/>
       <w:r>
@@ -5142,7 +5204,14 @@
           <w:spacing w:val="-2"/>
           <w:sz w:val="20"/>
         </w:rPr>
-        <w:t xml:space="preserve"> </w:t>
+        <w:t xml:space="preserve"> million loans </w:t>
+      </w:r>
+      <w:r>
+        <w:rPr>
+          <w:spacing w:val="-2"/>
+          <w:sz w:val="20"/>
+        </w:rPr>
+        <w:t xml:space="preserve">to see whether black and women owned business in Arkansas received lower initial </w:t>
       </w:r>
       <w:r>
         <w:rPr>
@@ -5539,95 +5608,85 @@
       </w:r>
       <w:r>
         <w:rPr>
-          <w:spacing w:val="3"/>
-        </w:rPr>
-        <w:t xml:space="preserve"> </w:t>
-      </w:r>
-      <w:r>
-        <w:t>Git,</w:t>
-      </w:r>
-      <w:r>
-        <w:rPr>
           <w:spacing w:val="4"/>
         </w:rPr>
         <w:t xml:space="preserve"> </w:t>
       </w:r>
-      <w:r>
-        <w:t>Google</w:t>
-      </w:r>
+      <w:proofErr w:type="spellStart"/>
       <w:r>
         <w:rPr>
           <w:spacing w:val="4"/>
         </w:rPr>
-        <w:t xml:space="preserve"> </w:t>
-      </w:r>
-      <w:r>
-        <w:t>Cloud</w:t>
-      </w:r>
-      <w:r>
-        <w:rPr>
-          <w:spacing w:val="3"/>
-        </w:rPr>
-        <w:t xml:space="preserve"> </w:t>
-      </w:r>
-      <w:r>
-        <w:t>Platform,</w:t>
-      </w:r>
-      <w:r>
-        <w:rPr>
-          <w:spacing w:val="4"/>
-        </w:rPr>
-        <w:t xml:space="preserve"> </w:t>
-      </w:r>
-      <w:r>
-        <w:t>VS</w:t>
-      </w:r>
-      <w:r>
-        <w:rPr>
-          <w:spacing w:val="3"/>
-        </w:rPr>
-        <w:t xml:space="preserve"> </w:t>
-      </w:r>
-      <w:r>
-        <w:t>Code,</w:t>
-      </w:r>
-      <w:r>
-        <w:rPr>
-          <w:spacing w:val="4"/>
-        </w:rPr>
-        <w:t xml:space="preserve"> </w:t>
+        <w:t>py</w:t>
+      </w:r>
+      <w:r>
+        <w:rPr>
+          <w:spacing w:val="-2"/>
+        </w:rPr>
+        <w:t>Spark</w:t>
+      </w:r>
+      <w:proofErr w:type="spellEnd"/>
+      <w:r>
+        <w:rPr>
+          <w:spacing w:val="-2"/>
+        </w:rPr>
+        <w:t xml:space="preserve">, </w:t>
+      </w:r>
+      <w:r>
+        <w:rPr>
+          <w:spacing w:val="-2"/>
+        </w:rPr>
+        <w:t>Tableau</w:t>
+      </w:r>
+      <w:r>
+        <w:rPr>
+          <w:spacing w:val="-2"/>
+        </w:rPr>
+        <w:t>, XGBoost</w:t>
+      </w:r>
+      <w:r>
+        <w:rPr>
+          <w:spacing w:val="-2"/>
+        </w:rPr>
+        <w:t>,</w:t>
+      </w:r>
+      <w:r>
+        <w:rPr>
+          <w:spacing w:val="-2"/>
+        </w:rPr>
+        <w:t xml:space="preserve"> NLP,</w:t>
+      </w:r>
+      <w:r>
+        <w:rPr>
+          <w:spacing w:val="-2"/>
+        </w:rPr>
+        <w:t xml:space="preserve"> </w:t>
+      </w:r>
+      <w:r>
+        <w:rPr>
+          <w:spacing w:val="-2"/>
+        </w:rPr>
+        <w:t xml:space="preserve">LLMs, generative AI, </w:t>
+      </w:r>
+      <w:r>
+        <w:rPr>
+          <w:spacing w:val="-2"/>
+        </w:rPr>
+        <w:t xml:space="preserve">and </w:t>
       </w:r>
       <w:proofErr w:type="spellStart"/>
       <w:r>
         <w:rPr>
-          <w:spacing w:val="4"/>
-        </w:rPr>
-        <w:t>py</w:t>
-      </w:r>
-      <w:r>
-        <w:rPr>
-          <w:spacing w:val="-2"/>
-        </w:rPr>
-        <w:t>Spark</w:t>
+          <w:spacing w:val="-2"/>
+        </w:rPr>
+        <w:t>MLOps</w:t>
       </w:r>
       <w:proofErr w:type="spellEnd"/>
       <w:r>
         <w:rPr>
           <w:spacing w:val="-2"/>
         </w:rPr>
-        <w:t xml:space="preserve">, </w:t>
-      </w:r>
-      <w:r>
-        <w:rPr>
-          <w:spacing w:val="-2"/>
-        </w:rPr>
-        <w:t>Tableau</w:t>
-      </w:r>
-      <w:r>
-        <w:rPr>
-          <w:spacing w:val="-2"/>
-        </w:rPr>
-        <w:t>, XGBoost.</w:t>
+        <w:t>.</w:t>
       </w:r>
     </w:p>
     <w:p>

--- a/Rafi-Resume.docx
+++ b/Rafi-Resume.docx
@@ -477,6 +477,38 @@
         <w:rPr>
           <w:rFonts w:ascii="Times New Roman" w:hAnsi="Times New Roman"/>
           <w:i/>
+          <w:spacing w:val="-2"/>
+          <w:w w:val="105"/>
+          <w:sz w:val="20"/>
+        </w:rPr>
+        <w:t xml:space="preserve">, </w:t>
+      </w:r>
+      <w:proofErr w:type="spellStart"/>
+      <w:r>
+        <w:rPr>
+          <w:rFonts w:ascii="Times New Roman" w:hAnsi="Times New Roman"/>
+          <w:i/>
+          <w:spacing w:val="-2"/>
+          <w:w w:val="105"/>
+          <w:sz w:val="20"/>
+        </w:rPr>
+        <w:t>cGPA</w:t>
+      </w:r>
+      <w:proofErr w:type="spellEnd"/>
+      <w:r>
+        <w:rPr>
+          <w:rFonts w:ascii="Times New Roman" w:hAnsi="Times New Roman"/>
+          <w:i/>
+          <w:spacing w:val="-2"/>
+          <w:w w:val="105"/>
+          <w:sz w:val="20"/>
+        </w:rPr>
+        <w:t>: 3.65</w:t>
+      </w:r>
+      <w:r>
+        <w:rPr>
+          <w:rFonts w:ascii="Times New Roman" w:hAnsi="Times New Roman"/>
+          <w:i/>
           <w:sz w:val="20"/>
         </w:rPr>
         <w:tab/>
@@ -725,6 +757,38 @@
         <w:rPr>
           <w:rFonts w:ascii="Times New Roman" w:hAnsi="Times New Roman"/>
           <w:i/>
+          <w:spacing w:val="-2"/>
+          <w:w w:val="105"/>
+          <w:sz w:val="20"/>
+        </w:rPr>
+        <w:t xml:space="preserve">, </w:t>
+      </w:r>
+      <w:proofErr w:type="spellStart"/>
+      <w:r>
+        <w:rPr>
+          <w:rFonts w:ascii="Times New Roman" w:hAnsi="Times New Roman"/>
+          <w:i/>
+          <w:spacing w:val="-2"/>
+          <w:w w:val="105"/>
+          <w:sz w:val="20"/>
+        </w:rPr>
+        <w:t>cGPA</w:t>
+      </w:r>
+      <w:proofErr w:type="spellEnd"/>
+      <w:r>
+        <w:rPr>
+          <w:rFonts w:ascii="Times New Roman" w:hAnsi="Times New Roman"/>
+          <w:i/>
+          <w:spacing w:val="-2"/>
+          <w:w w:val="105"/>
+          <w:sz w:val="20"/>
+        </w:rPr>
+        <w:t>: 3.55</w:t>
+      </w:r>
+      <w:r>
+        <w:rPr>
+          <w:rFonts w:ascii="Times New Roman" w:hAnsi="Times New Roman"/>
+          <w:i/>
           <w:sz w:val="20"/>
         </w:rPr>
         <w:tab/>
@@ -755,7 +819,16 @@
           <w:w w:val="105"/>
           <w:sz w:val="20"/>
         </w:rPr>
-        <w:t>2018</w:t>
+        <w:t>201</w:t>
+      </w:r>
+      <w:r>
+        <w:rPr>
+          <w:rFonts w:ascii="Times New Roman" w:hAnsi="Times New Roman"/>
+          <w:i/>
+          <w:w w:val="105"/>
+          <w:sz w:val="20"/>
+        </w:rPr>
+        <w:t>6</w:t>
       </w:r>
       <w:r>
         <w:rPr>
@@ -4012,33 +4085,7 @@
         <w:rPr>
           <w:sz w:val="20"/>
         </w:rPr>
-        <w:t>to poorer census tracts</w:t>
-      </w:r>
-      <w:r>
-        <w:rPr>
-          <w:sz w:val="20"/>
-        </w:rPr>
-        <w:t xml:space="preserve"> on a </w:t>
-      </w:r>
-      <w:proofErr w:type="gramStart"/>
-      <w:r>
-        <w:rPr>
-          <w:sz w:val="20"/>
-        </w:rPr>
-        <w:t>40</w:t>
-      </w:r>
-      <w:proofErr w:type="gramEnd"/>
-      <w:r>
-        <w:rPr>
-          <w:sz w:val="20"/>
-        </w:rPr>
-        <w:t xml:space="preserve"> million plus dataset</w:t>
-      </w:r>
-      <w:r>
-        <w:rPr>
-          <w:sz w:val="20"/>
-        </w:rPr>
-        <w:t>.</w:t>
+        <w:t>to poorer census tracts.</w:t>
       </w:r>
     </w:p>
     <w:p>
@@ -5064,35 +5111,6 @@
         <w:rPr>
           <w:rFonts w:ascii="Times New Roman" w:hAnsi="Times New Roman"/>
           <w:i/>
-          <w:spacing w:val="-2"/>
-          <w:sz w:val="20"/>
-        </w:rPr>
-        <w:t xml:space="preserve">, Posit </w:t>
-      </w:r>
-      <w:proofErr w:type="spellStart"/>
-      <w:r>
-        <w:rPr>
-          <w:rFonts w:ascii="Times New Roman" w:hAnsi="Times New Roman"/>
-          <w:i/>
-          <w:spacing w:val="-2"/>
-          <w:sz w:val="20"/>
-        </w:rPr>
-        <w:t>Workbenc</w:t>
-      </w:r>
-      <w:proofErr w:type="spellEnd"/>
-      <w:r>
-        <w:rPr>
-          <w:rFonts w:ascii="Times New Roman" w:hAnsi="Times New Roman"/>
-          <w:i/>
-          <w:spacing w:val="-2"/>
-          <w:sz w:val="20"/>
-        </w:rPr>
-        <w:t>,</w:t>
-      </w:r>
-      <w:r>
-        <w:rPr>
-          <w:rFonts w:ascii="Times New Roman" w:hAnsi="Times New Roman"/>
-          <w:i/>
           <w:sz w:val="20"/>
         </w:rPr>
         <w:tab/>
@@ -5181,14 +5199,7 @@
           <w:spacing w:val="-2"/>
           <w:sz w:val="20"/>
         </w:rPr>
-        <w:t xml:space="preserve">Developed a regression model </w:t>
-      </w:r>
-      <w:r>
-        <w:rPr>
-          <w:spacing w:val="-2"/>
-          <w:sz w:val="20"/>
-        </w:rPr>
-        <w:t xml:space="preserve">on a dataset of </w:t>
+        <w:t xml:space="preserve">Developed a regression model to see whether black and women owned business in Arkansas received lower </w:t>
       </w:r>
       <w:proofErr w:type="gramStart"/>
       <w:r>
@@ -5196,7 +5207,7 @@
           <w:spacing w:val="-2"/>
           <w:sz w:val="20"/>
         </w:rPr>
-        <w:t>3</w:t>
+        <w:t>initial</w:t>
       </w:r>
       <w:proofErr w:type="gramEnd"/>
       <w:r>
@@ -5204,14 +5215,7 @@
           <w:spacing w:val="-2"/>
           <w:sz w:val="20"/>
         </w:rPr>
-        <w:t xml:space="preserve"> million loans </w:t>
-      </w:r>
-      <w:r>
-        <w:rPr>
-          <w:spacing w:val="-2"/>
-          <w:sz w:val="20"/>
-        </w:rPr>
-        <w:t xml:space="preserve">to see whether black and women owned business in Arkansas received lower initial </w:t>
+        <w:t xml:space="preserve"> </w:t>
       </w:r>
       <w:r>
         <w:rPr>
@@ -5608,10 +5612,31 @@
       </w:r>
       <w:r>
         <w:rPr>
+          <w:spacing w:val="3"/>
+        </w:rPr>
+        <w:t xml:space="preserve"> </w:t>
+      </w:r>
+      <w:r>
+        <w:t>Git,</w:t>
+      </w:r>
+      <w:r>
+        <w:rPr>
           <w:spacing w:val="4"/>
         </w:rPr>
         <w:t xml:space="preserve"> </w:t>
       </w:r>
+      <w:r>
+        <w:t>Azure</w:t>
+      </w:r>
+      <w:r>
+        <w:t>,</w:t>
+      </w:r>
+      <w:r>
+        <w:rPr>
+          <w:spacing w:val="4"/>
+        </w:rPr>
+        <w:t xml:space="preserve"> </w:t>
+      </w:r>
       <w:proofErr w:type="spellStart"/>
       <w:r>
         <w:rPr>
@@ -5642,51 +5667,7 @@
         <w:rPr>
           <w:spacing w:val="-2"/>
         </w:rPr>
-        <w:t>, XGBoost</w:t>
-      </w:r>
-      <w:r>
-        <w:rPr>
-          <w:spacing w:val="-2"/>
-        </w:rPr>
-        <w:t>,</w:t>
-      </w:r>
-      <w:r>
-        <w:rPr>
-          <w:spacing w:val="-2"/>
-        </w:rPr>
-        <w:t xml:space="preserve"> NLP,</w:t>
-      </w:r>
-      <w:r>
-        <w:rPr>
-          <w:spacing w:val="-2"/>
-        </w:rPr>
-        <w:t xml:space="preserve"> </w:t>
-      </w:r>
-      <w:r>
-        <w:rPr>
-          <w:spacing w:val="-2"/>
-        </w:rPr>
-        <w:t xml:space="preserve">LLMs, generative AI, </w:t>
-      </w:r>
-      <w:r>
-        <w:rPr>
-          <w:spacing w:val="-2"/>
-        </w:rPr>
-        <w:t xml:space="preserve">and </w:t>
-      </w:r>
-      <w:proofErr w:type="spellStart"/>
-      <w:r>
-        <w:rPr>
-          <w:spacing w:val="-2"/>
-        </w:rPr>
-        <w:t>MLOps</w:t>
-      </w:r>
-      <w:proofErr w:type="spellEnd"/>
-      <w:r>
-        <w:rPr>
-          <w:spacing w:val="-2"/>
-        </w:rPr>
-        <w:t>.</w:t>
+        <w:t>, XGBoost.</w:t>
       </w:r>
     </w:p>
     <w:p>
